--- a/docs/report/technical_report.docx
+++ b/docs/report/technical_report.docx
@@ -64,7 +64,7 @@
         <w:widowControl/>
       </w:pPr>
       <w:r>
-        <w:t>This report evaluates three low-level joint controllers for a two-link planar robotic manipulator: a manually tuned PID controller, a bounded Mamdani Fuzzy-PID controller, and a constrained-optimization PID controller. The objective is not to select a winner from one nominal trace. It is to determine which conclusions remain defensible when controller behavior is examined across nominal tracking, held-out payload validation, deterministic uncertainty, paired stochastic noise, Cartesian task execution, and two independent model implementations. All quantitative statements are resolved from a validated JSON evidence manifest whose sources are the formal MAT and CSV artifacts produced by the repository. The frozen evidence comprises 39 deterministic runs, 360 paired stochastic trials, six Cartesian task runs, two Simulink comparisons, and two Simscape Multibody comparisons. The frozen pre-report MATLAB suite contains 145 tests; report-specific tests are tracked separately.</w:t>
+        <w:t>This report evaluates three low-level joint controllers for a two-link planar robotic manipulator: a manually tuned PID controller, a bounded Mamdani Fuzzy-PID controller, and a constrained-optimization PID controller. The objective is not to select a winner from one nominal trace. It is to determine which conclusions remain defensible when controller behavior is examined across nominal tracking, held-out payload validation, deterministic uncertainty, paired stochastic noise, Cartesian task execution, and two independent model implementations. Designated result fields are resolved from a validated JSON evidence manifest whose sources are the formal MAT and CSV artifacts produced by the repository; the admission gate separately enforces frozen study counts and required failure disclosures. The frozen evidence comprises 39 deterministic runs, 360 paired stochastic trials, six Cartesian task runs, two Simulink comparisons, and two Simscape Multibody comparisons. The frozen pre-report MATLAB suite contains 145 tests; report-specific tests are tracked separately.</w:t>
       </w:r>
     </w:p>
     <w:p>
